--- a/hin/docx/05.content.docx
+++ b/hin/docx/05.content.docx
@@ -136,13 +136,6 @@
         <w:rPr>
           <w:lang w:val="hi_IN" w:bidi="hi_IN"/>
         </w:rPr>
-      </w:r>
-      <w:r>
-        <w:rPr>
-          <w:i/>
-          <w:lang w:val="hi_IN" w:bidi="hi_IN"/>
-        </w:rPr>
-        <w:t>व्यवस्थाविवरण 1:1, व्यवस्थाविवरण 1:3, व्यवस्थाविवरण 1:8, व्यवस्थाविवरण 1:9–10, व्यवस्थाविवरण 1:12–13, व्यवस्थाविवरण 1:16, व्यवस्थाविवरण 1:19, व्यवस्थाविवरण 1:22, व्यवस्थाविवरण 1:23, व्यवस्थाविवरण 1:25, व्यवस्थाविवरण 1:27, व्यवस्थाविवरण 1:28, व्यवस्थाविवरण 1:29–31, व्यवस्थाविवरण 1:34–35, व्यवस्थाविवरण 1:38, व्यवस्थाविवरण 1:39, व्यवस्थाविवरण 1:43–44, व्यवस्थाविवरण 2:1, व्यवस्थाविवरण 2:4–5, व्यवस्थाविवरण 2:6, व्यवस्थाविवरण 2:9, व्यवस्थाविवरण 2:14, व्यवस्थाविवरण 2:16, व्यवस्थाविवरण 2:19, व्यवस्थाविवरण 2:25, व्यवस्थाविवरण 2:26–27, व्यवस्थाविवरण 2:28–29, व्यवस्थाविवरण 2:32–33, व्यवस्थाविवरण 2:34, व्यवस्थाविवरण 3:1, व्यवस्थाविवरण 3:3–4, व्यवस्थाविवरण 3:7, व्यवस्थाविवरण 3:12–13, व्यवस्थाविवरण 3:18, व्यवस्थाविवरण 3:20, व्यवस्थाविवरण 3:22, व्यवस्थाविवरण 3:25, व्यवस्थाविवरण 3:26, व्यवस्थाविवरण 3:27, व्यवस्थाविवरण 3:28–29, व्यवस्थाविवरण 4:1, व्यवस्थाविवरण 4:2, व्यवस्थाविवरण 4:4, व्यवस्थाविवरण 4:6, व्यवस्थाविवरण 4:9–10, व्यवस्थाविवरण 4:11–12, व्यवस्थाविवरण 4:13, व्यवस्थाविवरण 4:15–18, व्यवस्थाविवरण 4:19, व्यवस्थाविवरण 4:20, व्यवस्थाविवरण 4:21–22, व्यवस्थाविवरण 4:24, व्यवस्थाविवरण 4:26, व्यवस्थाविवरण 4:27–28, व्यवस्थाविवरण 4:29, व्यवस्थाविवरण 4:30, व्यवस्थाविवरण 4:34, व्यवस्थाविवरण 4:35–36, व्यवस्थाविवरण 4:37–38, व्यवस्थाविवरण 4:41–42, व्यवस्थाविवरण 4:44–45, व्यवस्थाविवरण 4:48–49, व्यवस्थाविवरण 5:2–3, व्यवस्थाविवरण 5:4–5, व्यवस्थाविवरण 5:6, व्यवस्थाविवरण 5:8, व्यवस्थाविवरण 5:9, व्यवस्थाविवरण 5:10, व्यवस्थाविवरण 5:11, व्यवस्थाविवरण 5:12–14, व्यवस्थाविवरण 5:15, व्यवस्थाविवरण 5:16, व्यवस्थाविवरण 5:17–20, व्यवस्थाविवरण 5:22, व्यवस्थाविवरण 5:25, व्यवस्थाविवरण 5:27, व्यवस्थाविवरण 5:28, व्यवस्थाविवरण 5:33, व्यवस्थाविवरण 6:2, व्यवस्थाविवरण 6:3, व्यवस्थाविवरण 6:5, व्यवस्थाविवरण 6:6–7, व्यवस्थाविवरण 6:10–12, व्यवस्थाविवरण 6:15, व्यवस्थाविवरण 6:16, व्यवस्थाविवरण 6:20–23, व्यवस्थाविवरण 6:24, व्यवस्थाविवरण 7:2, व्यवस्थाविवरण 7:2–3, व्यवस्थाविवरण 7:5, व्यवस्थाविवरण 7:8, व्यवस्थाविवरण 7:9, व्यवस्थाविवरण 7:12–13, व्यवस्थाविवरण 7:17–19, व्यवस्थाविवरण 7:20, व्यवस्थाविवरण 7:21–22, व्यवस्थाविवरण 7:23, व्यवस्थाविवरण 7:25–26, व्यवस्थाविवरण 8:2, व्यवस्थाविवरण 8:3, व्यवस्थाविवरण 8:4, व्यवस्थाविवरण 8:5, व्यवस्थाविवरण 8:7–8, व्यवस्थाविवरण 8:10, व्यवस्थाविवरण 8:11, व्यवस्थाविवरण 8:13–14, व्यवस्थाविवरण 8:15–16, व्यवस्थाविवरण 8:19–20, व्यवस्थाविवरण 9:1, व्यवस्थाविवरण 9:3, व्यवस्थाविवरण 9:4, व्यवस्थाविवरण 9:5, व्यवस्थाविवरण 9:7–8, व्यवस्थाविवरण 9:9, व्यवस्थाविवरण 9:12, व्यवस्थाविवरण 9:13–14, व्यवस्थाविवरण 9:15–16, व्यवस्थाविवरण 9:17–18, व्यवस्थाविवरण 9:19–20, व्यवस्थाविवरण 9:21, व्यवस्थाविवरण 9:22–24, व्यवस्थाविवरण 9:25–26, व्यवस्थाविवरण 9:27–28, व्यवस्थाविवरण 10:2, व्यवस्थाविवरण 10:4, व्यवस्थाविवरण 10:5, व्यवस्थाविवरण 10:6, व्यवस्थाविवरण 10:8, व्यवस्थाविवरण 10:10, व्यवस्थाविवरण 10:12–13, व्यवस्थाविवरण 10:16, व्यवस्थाविवरण 10:19, व्यवस्थाविवरण 10:22, व्यवस्थाविवरण 11:1, व्यवस्थाविवरण 11:2, व्यवस्थाविवरण 11:4, व्यवस्थाविवरण 11:7, व्यवस्थाविवरण 11:8–9, व्यवस्थाविवरण 11:11, व्यवस्थाविवरण 11:14, व्यवस्थाविवरण 11:17, व्यवस्थाविवरण 11:19, व्यवस्थाविवरण 11:21, व्यवस्थाविवरण 11:22–23, व्यवस्थाविवरण 11:25, व्यवस्थाविवरण 11:26, व्यवस्थाविवरण 11:31, व्यवस्थाविवरण 12:2, व्यवस्थाविवरण 12:3, व्यवस्थाविवरण 12:5, व्यवस्थाविवरण 12:8, व्यवस्थाविवरण 12:10, व्यवस्थाविवरण 12:15, व्यवस्थाविवरण 12:16, व्यवस्थाविवरण 12:17, व्यवस्थाविवरण 12:18, व्यवस्थाविवरण 12:19, व्यवस्थाविवरण 12:20, व्यवस्थाविवरण 12:21, व्यवस्थाविवरण 12:23–24, व्यवस्थाविवरण 12:26, व्यवस्थाविवरण 12:27, व्यवस्थाविवरण 12:28, व्यवस्थाविवरण 12:30, व्यवस्थाविवरण 12:31, व्यवस्थाविवरण 13:3, व्यवस्थाविवरण 13:5, व्यवस्थाविवरण 13:9, व्यवस्थाविवरण 13:10, व्यवस्थाविवरण 13:14, व्यवस्थाविवरण 13:15, व्यवस्थाविवरण 13:17, व्यवस्थाविवरण 14:1, व्यवस्थाविवरण 14:6, व्यवस्थाविवरण 14:8, व्यवस्थाविवरण 14:9, व्यवस्थाविवरण 14:19, व्यवस्थाविवरण 14:21, व्यवस्थाविवरण 14:21 (#2), व्यवस्थाविवरण 14:22, व्यवस्थाविवरण 14:23, व्यवस्थाविवरण 14:24–25, व्यवस्थाविवरण 14:27, व्यवस्थाविवरण 14:28–29, व्यवस्थाविवरण 15:1, व्यवस्थाविवरण 15:2, व्यवस्थाविवरण 15:3, व्यवस्थाविवरण 15:4, व्यवस्थाविवरण 15:6, व्यवस्थाविवरण 15:7, व्यवस्थाविवरण 15:9, व्यवस्थाविवरण 15:10, व्यवस्थाविवरण 15:11, व्यवस्थाविवरण 15:14, व्यवस्थाविवरण 15:15, व्यवस्थाविवरण 15:16–17, व्यवस्थाविवरण 15:18, व्यवस्थाविवरण 15:19–20, व्यवस्थाविवरण 15:21, व्यवस्थाविवरण 15:23, व्यवस्थाविवरण 16:1, व्यवस्थाविवरण 16:2, व्यवस्थाविवरण 16:3–4, व्यवस्थाविवरण 16:4, व्यवस्थाविवरण 16:6, व्यवस्थाविवरण 16:6 (#2), व्यवस्थाविवरण 16:8, व्यवस्थाविवरण 16:8 (#2), व्यवस्थाविवरण 16:9–10, व्यवस्थाविवरण 16:10, व्यवस्थाविवरण 16:12, व्यवस्थाविवरण 16:13, व्यवस्थाविवरण 16:16, व्यवस्थाविवरण 16:17, व्यवस्थाविवरण 16:18, व्यवस्थाविवरण 16:19, व्यवस्थाविवरण 16:20, व्यवस्थाविवरण 16:21–22, व्यवस्थाविवरण 17:1, व्यवस्थाविवरण 17:4, व्यवस्थाविवरण 17:5, व्यवस्थाविवरण 17:6, व्यवस्थाविवरण 17:7, व्यवस्थाविवरण 17:7 (#2), व्यवस्थाविवरण 17:9, व्यवस्थाविवरण 17:12, व्यवस्थाविवरण 17:15, व्यवस्थाविवरण 17:16, व्यवस्थाविवरण 17:17, व्यवस्थाविवरण 17:18–19, व्यवस्थाविवरण 17:20, व्यवस्थाविवरण 18:1–2, व्यवस्थाविवरण 18:3–4, व्यवस्थाविवरण 18:5, व्यवस्थाविवरण 18:6–7, व्यवस्थाविवरण 18:9–11, व्यवस्थाविवरण 18:12–14, व्यवस्थाविवरण 18:15, व्यवस्थाविवरण 18:20, व्यवस्थाविवरण 18:22, व्यवस्थाविवरण 19:1–3, व्यवस्थाविवरण 19:4–5, व्यवस्थाविवरण 19:6–7, व्यवस्थाविवरण 19:8–9, व्यवस्थाविवरण 19:11–13, व्यवस्थाविवरण 19:15, व्यवस्थाविवरण 19:17–18, व्यवस्थाविवरण 19:19, व्यवस्थाविवरण 20:1, व्यवस्थाविवरण 20:2–4, व्यवस्थाविवरण 20:5, व्यवस्थाविवरण 20:7, व्यवस्थाविवरण 20:10–11, व्यवस्थाविवरण 20:12–13, व्यवस्थाविवरण 20:16–18, व्यवस्थाविवरण 20:19–20, व्यवस्थाविवरण 21:1–2, व्यवस्थाविवरण 21:5, व्यवस्थाविवरण 21:6–7, व्यवस्थाविवरण 21:10, व्यवस्थाविवरण 21:11–12, व्यवस्थाविवरण 21:13, व्यवस्थाविवरण 21:14, व्यवस्थाविवरण 21:15–17, व्यवस्थाविवरण 21:18, व्यवस्थाविवरण 21:20, व्यवस्थाविवरण 21:21, व्यवस्थाविवरण 21:22–23, व्यवस्थाविवरण 22:2, व्यवस्थाविवरण 22:4, व्यवस्थाविवरण 22:5, व्यवस्थाविवरण 22:6–7, व्यवस्थाविवरण 22:8, व्यवस्थाविवरण 22:9, व्यवस्थाविवरण 22:12, व्यवस्थाविवरण 22:18–19, व्यवस्थाविवरण 22:20–21, व्यवस्थाविवरण 22:22, व्यवस्थाविवरण 22:23–24, व्यवस्थाविवरण 22:25–27, व्यवस्थाविवरण 22:28–29, व्यवस्थाविवरण 22:30, व्यवस्थाविवरण 23:1–2, व्यवस्थाविवरण 23:3–4, व्यवस्थाविवरण 23:5, व्यवस्थाविवरण 23:7–8, व्यवस्थाविवरण 23:9–11, व्यवस्थाविवरण 23:12–14, व्यवस्थाविवरण 23:15–16, व्यवस्थाविवरण 23:17–18, व्यवस्थाविवरण 23:19–20, व्यवस्थाविवरण 23:21–23, व्यवस्थाविवरण 23:24–25, व्यवस्थाविवरण 24:1–2, व्यवस्थाविवरण 24:3–4, व्यवस्थाविवरण 24:5, व्यवस्थाविवरण 24:6, व्यवस्थाविवरण 24:7, व्यवस्थाविवरण 24:8–9, व्यवस्थाविवरण 24:10–11, व्यवस्थाविवरण 24:12–13, व्यवस्थाविवरण 24:14–15, व्यवस्थाविवरण 24:16, व्यवस्थाविवरण 24:17–18, व्यवस्थाविवरण 24:19–20, व्यवस्थाविवरण 25:1, व्यवस्थाविवरण 25:3, व्यवस्थाविवरण 25:5–6, व्यवस्थाविवरण 25:9–10, व्यवस्थाविवरण 25:11–12, व्यवस्थाविवरण 25:15–16, व्यवस्थाविवरण 25:17–19, व्यवस्थाविवरण 26:1–2, व्यवस्थाविवरण 26:3, व्यवस्थाविवरण 26:5, व्यवस्थाविवरण 26:6, व्यवस्थाविवरण 26:8–9, व्यवस्थाविवरण 26:10–11, व्यवस्थाविवरण 26:12, व्यवस्थाविवरण 26:15, व्यवस्थाविवरण 26:16, व्यवस्थाविवरण 26:17, व्यवस्थाविवरण 26:18–19, व्यवस्थाविवरण 27:1, व्यवस्थाविवरण 27:4, व्यवस्थाविवरण 27:5, व्यवस्थाविवरण 27:8, व्यवस्थाविवरण 27:9–10, व्यवस्थाविवरण 27:11–12, व्यवस्थाविवरण 27:13, व्यवस्थाविवरण 27:15, व्यवस्थाविवरण 27:20, व्यवस्थाविवरण 27:24–25, व्यवस्थाविवरण 27:26, व्यवस्थाविवरण 28:1–2, व्यवस्थाविवरण 28:7, व्यवस्थाविवरण 28:9, व्यवस्थाविवरण 28:12, व्यवस्थाविवरण 28:15, व्यवस्थाविवरण 28:23, व्यवस्थाविवरण 28:25, व्यवस्थाविवरण 28:27–28, व्यवस्थाविवरण 28:30, व्यवस्थाविवरण 28:32, व्यवस्थाविवरण 28:37, व्यवस्थाविवरण 28:38–39, व्यवस्थाविवरण 28:43–44, व्यवस्थाविवरण 28:45–46, व्यवस्थाविवरण 28:47–48, व्यवस्थाविवरण 28:49–51, व्यवस्थाविवरण 28:54–55, व्यवस्थाविवरण 28:56–57, व्यवस्थाविवरण 28:59, व्यवस्थाविवरण 28:62, व्यवस्थाविवरण 28:65, व्यवस्थाविवरण 29:1, व्यवस्थाविवरण 29:1, व्यवस्थाविवरण 29:2, व्यवस्थाविवरण 29:4, व्यवस्थाविवरण 29:5–6, व्यवस्थाविवरण 29:9, व्यवस्थाविवरण 29:10–11, व्यवस्थाविवरण 29:12, व्यवस्थाविवरण 29:13, व्यवस्थाविवरण 29:14–15, व्यवस्थाविवरण 29:16, व्यवस्थाविवरण 29:17–18, व्यवस्थाविवरण 29:19, व्यवस्थाविवरण 29:20, व्यवस्थाविवरण 29:22, व्यवस्थाविवरण 29:24, व्यवस्थाविवरण 29:25–26, व्यवस्थाविवरण 29:27, व्यवस्थाविवरण 29:28, व्यवस्थाविवरण 29:29, व्यवस्थाविवरण 29:29, व्यवस्थाविवरण 30:2–3, व्यवस्थाविवरण 30:4, व्यवस्थाविवरण 30:5, व्यवस्थाविवरण 30:6, व्यवस्थाविवरण 30:7, व्यवस्थाविवरण 30:8, व्यवस्थाविवरण 30:9, व्यवस्थाविवरण 30:10, व्यवस्थाविवरण 30:11, व्यवस्थाविवरण 30:14, व्यवस्थाविवरण 30:15, व्यवस्थाविवरण 30:16, व्यवस्थाविवरण 30:17–18, व्यवस्थाविवरण 30:19, व्यवस्थाविवरण 30:20, व्यवस्थाविवरण 31:1–2, व्यवस्थाविवरण 31:2–3, व्यवस्थाविवरण 31:3, व्यवस्थाविवरण 31:4, व्यवस्थाविवरण 31:5, व्यवस्थाविवरण 31:6, व्यवस्थाविवरण 31:7, व्यवस्थाविवरण 31:8, व्यवस्थाविवरण 31:9, व्यवस्थाविवरण 31:10–11, व्यवस्थाविवरण 31:12–13, व्यवस्थाविवरण 31:13, व्यवस्थाविवरण 31:14, व्यवस्थाविवरण 31:14–15, व्यवस्थाविवरण 31:16, व्यवस्थाविवरण 31:17, व्यवस्थाविवरण 31:17–18, व्यवस्थाविवरण 31:19, व्यवस्थाविवरण 31:20, व्यवस्थाविवरण 31:21, व्यवस्थाविवरण 31:21(#2), व्यवस्थाविवरण 31:22, व्यवस्थाविवरण 31:23, व्यवस्थाविवरण 31:23 (#2), व्यवस्थाविवरण 31:24–25, व्यवस्थाविवरण 31:25–26, व्यवस्थाविवरण 31:27, व्यवस्थाविवरण 31:28, व्यवस्थाविवरण 31:29, व्यवस्थाविवरण 31:29 (#2), व्यवस्थाविवरण 31:29 (#3), व्यवस्थाविवरण 31:30, व्यवस्थाविवरण 32:1, व्यवस्थाविवरण 32:2, व्यवस्थाविवरण 32:3, व्यवस्थाविवरण 32:4, व्यवस्थाविवरण 32:4 (#2), व्यवस्थाविवरण 32:5–6, व्यवस्थाविवरण 32:6, व्यवस्थाविवरण 32:7, व्यवस्थाविवरण 32:8, व्यवस्थाविवरण 32:9, व्यवस्थाविवरण 32:10, व्यवस्थाविवरण 32:10 (#2), व्यवस्थाविवरण 32:11, व्यवस्थाविवरण 32:12, व्यवस्थाविवरण 32:15–16, व्यवस्थाविवरण 32:17–18, व्यवस्थाविवरण 32:19–20, व्यवस्थाविवरण 32:21, व्यवस्थाविवरण 32:23, व्यवस्थाविवरण 32:27, व्यवस्थाविवरण 32:28, व्यवस्थाविवरण 32:29, व्यवस्थाविवरण 32:30–31, व्यवस्थाविवरण 32:33, व्यवस्थाविवरण 32:33–34, व्यवस्थाविवरण 32:34, व्यवस्थाविवरण 32:35, व्यवस्थाविवरण 32:35 (#2), व्यवस्थाविवरण 32:36, व्यवस्थाविवरण 32:37–38, व्यवस्थाविवरण 32:39, व्यवस्थाविवरण 32:40, व्यवस्थाविवरण 32:41, व्यवस्थाविवरण 32:42, व्यवस्थाविवरण 32:43, व्यवस्थाविवरण 32:43 (#2), व्यवस्थाविवरण 32:44, व्यवस्थाविवरण 32:46, व्यवस्थाविवरण 32:48–49, व्यवस्थाविवरण 32:50, व्यवस्थाविवरण 32:50–51, व्यवस्थाविवरण 32:52, व्यवस्थाविवरण 33:1, व्यवस्थाविवरण 33:2, व्यवस्थाविवरण 33:3, व्यवस्थाविवरण 33:3 (#2), व्यवस्थाविवरण 33:4, व्यवस्थाविवरण 33:5, व्यवस्थाविवरण 33:6, व्यवस्थाविवरण 33:7, व्यवस्थाविवरण 33:8, व्यवस्थाविवरण 33:10–11, व्यवस्थाविवरण 33:12, व्यवस्थाविवरण 33:16, व्यवस्थाविवरण 33:17, व्यवस्थाविवरण 33:18–19, व्यवस्थाविवरण 33:20, व्यवस्थाविवरण 33:21, व्यवस्थाविवरण 33:22, व्यवस्थाविवरण 33:23, व्यवस्थाविवरण 33:24–25, व्यवस्थाविवरण 33:27, व्यवस्थाविवरण 33:28, व्यवस्थाविवरण 33:29, व्यवस्थाविवरण 34:1–3, व्यवस्थाविवरण 34:4, व्यवस्थाविवरण 34:6, व्यवस्थाविवरण 34:7, व्यवस्थाविवरण 34:8, व्यवस्थाविवरण 34:9, व्यवस्थाविवरण 34:10, व्यवस्थाविवरण 34:10–12</w:t>
       </w:r>
       <w:r>
         <w:rPr>

--- a/hin/docx/05.content.docx
+++ b/hin/docx/05.content.docx
@@ -123,19 +123,6 @@
           <w:lang w:val="hi_IN" w:bidi="hi_IN"/>
         </w:rPr>
         <w:t>DEU</w:t>
-      </w:r>
-      <w:r>
-        <w:rPr>
-          <w:lang w:val="hi_IN" w:bidi="hi_IN"/>
-        </w:rPr>
-      </w:r>
-    </w:p>
-    <w:p>
-      <w:pPr/>
-      <w:r>
-        <w:rPr>
-          <w:lang w:val="hi_IN" w:bidi="hi_IN"/>
-        </w:rPr>
       </w:r>
       <w:r>
         <w:rPr>

--- a/hin/docx/05.content.docx
+++ b/hin/docx/05.content.docx
@@ -19,7 +19,7 @@
         <w:rPr>
           <w:lang w:val="hi_IN" w:bidi="hi_IN"/>
         </w:rPr>
-        <w:t>Resource: अनुवाद प्रश्न (unfoldingWord)</w:t>
+        <w:t>Resource: unfoldingWord® Translation Questions</w:t>
       </w:r>
       <w:r>
         <w:rPr>
@@ -85,7 +85,7 @@
         <w:rPr>
           <w:lang w:val="hi_IN" w:bidi="hi_IN"/>
         </w:rPr>
-        <w:t>अनुवाद प्रश्न (unfoldingWord)</w:t>
+        <w:t>unfoldingWord® Translation Questions</w:t>
       </w:r>
     </w:p>
     <w:p>
